--- a/tillsyn/A 16004-2025 tillsynsbegäran.docx
+++ b/tillsyn/A 16004-2025 tillsynsbegäran.docx
@@ -35,7 +35,7 @@
     </w:p>
     <w:p>
       <w:r>
-        <w:t>I avverkningsanmälan har följande 1 naturvårdsarter hittats: knärot (VU, §8). Av dessa är 1 rödlistade. För rödlistade arter har rödlistekategorin angivits inom parentes. För fridlysta arter anges även paragrafen i Artskyddsförordningen som arten är fridlyst enligt.</w:t>
+        <w:t>I avverkningsanmälan har följande 4 naturvårdsarter hittats: knärot (VU, §8), fyrflikig jordstjärna (NT), spillkråka (NT, §4) och talltita (NT, §4). Av dessa är 4 rödlistade. För rödlistade arter har rödlistekategorin angivits inom parentes. För fridlysta arter anges även paragrafen i Artskyddsförordningen som arten är fridlyst enligt.</w:t>
       </w:r>
     </w:p>
     <w:p>
@@ -50,7 +50,7 @@
       <w:r>
         <w:drawing>
           <wp:inline xmlns:a="http://schemas.openxmlformats.org/drawingml/2006/main" xmlns:pic="http://schemas.openxmlformats.org/drawingml/2006/picture">
-            <wp:extent cx="5486400" cy="3588469"/>
+            <wp:extent cx="5486400" cy="3541433"/>
             <wp:docPr id="1" name="Picture 1"/>
             <wp:cNvGraphicFramePr>
               <a:graphicFrameLocks noChangeAspect="1"/>
@@ -71,7 +71,7 @@
                   <pic:spPr>
                     <a:xfrm>
                       <a:off x="0" y="0"/>
-                      <a:ext cx="5486400" cy="3588469"/>
+                      <a:ext cx="5486400" cy="3541433"/>
                     </a:xfrm>
                     <a:prstGeom prst="rect"/>
                   </pic:spPr>
@@ -100,7 +100,21 @@
     </w:p>
     <w:p>
       <w:r>
-        <w:t>Följande fridlysta arter har sina livsmiljöer och växtplatser i den avverkningsanmälda skogen: knärot (VU, §8).</w:t>
+        <w:t>Följande fridlysta arter har sina livsmiljöer och växtplatser i den avverkningsanmälda skogen: knärot (VU, §8), spillkråka (NT, §4) och talltita (NT, §4).</w:t>
+      </w:r>
+    </w:p>
+    <w:p>
+      <w:r>
+        <w:t xml:space="preserve">Observera att medlemsländerna är skyldiga att agera i enlighet med EU:s fågeldirektiv där det uttryckligen står att direktivet gäller för fåglar samt för deras ägg, bon och </w:t>
+      </w:r>
+      <w:r>
+        <w:rPr>
+          <w:b/>
+        </w:rPr>
+        <w:t xml:space="preserve">livsmiljöer </w:t>
+      </w:r>
+      <w:r>
+        <w:t>(artikel 1). Vidare att de åtgärder som vidtas inte får leda till en försämring av den nuvarande situationen beträffande bevarandet av de fågelarter som avses i artikel 1 (artikel 13). Fågeldirektivet är styrande för tillsynsansvariga myndigheters ärendehantering, ställningstaganden och beslutsfattande.</w:t>
       </w:r>
     </w:p>
     <w:p>
@@ -116,7 +130,7 @@
     </w:p>
     <w:p>
       <w:r>
-        <w:t>I det avverkningsanmälda området finns 3 fyndplatser för knärot registrerade på Artportalen. Figur 2 visar gränserna för buffertzoner på 50 m, som behöver lämnas kring fyndplatserna för att knärotslokalerna inte ska försvinna vid en avverkning. Av det avverkningsanmälda området överlappar 1.32 ha med buffertzonerna och får av detta skäl inte avverkas.</w:t>
+        <w:t>I det avverkningsanmälda området finns 7 fyndplatser för knärot registrerade på Artportalen. Figur 2 visar gränserna för buffertzoner på 50 m, som behöver lämnas kring fyndplatserna för att knärotslokalerna inte ska försvinna vid en avverkning. Av det avverkningsanmälda området överlappar 1.60 ha med buffertzonerna och får av detta skäl inte avverkas.</w:t>
       </w:r>
     </w:p>
     <w:p>
@@ -170,6 +184,28 @@
       <w:pPr>
         <w:pStyle w:val="Caption"/>
       </w:pPr>
+    </w:p>
+    <w:p>
+      <w:r>
+        <w:rPr>
+          <w:b/>
+        </w:rPr>
+        <w:t>Spillkråka (NT, §4)</w:t>
+      </w:r>
+      <w:r>
+        <w:t xml:space="preserve"> är rödlistad som nära hotad och ingår i bilaga 1 i EU:s fågeldirektiv. Den minskar i population på grund av minskad tillgång på lämpliga bo- och födoträd och minskad födotillgång. Spillkråkans minskningstakt har uppgått till 19 (24–10) % under de senaste 15 åren. Minskningstakten för den svenska populationen bedöms vara nära gränsvärdet för Sårbar (VU) (A2bc). Skogsbruk med korta omloppstider och täta, homogena ungskogar utgör det största hotet, (SLU Artdatabanken, 2023).</w:t>
+      </w:r>
+    </w:p>
+    <w:p>
+      <w:r>
+        <w:rPr>
+          <w:b/>
+        </w:rPr>
+        <w:t>Talltita (NT, §4)</w:t>
+      </w:r>
+      <w:r>
+        <w:t>, rödlistad som nära hotad och prioriterad art i Skogsvårdslagen har häckningsrevir i anmälan. Arten har minskat kraftigt de senaste 30 åren och minskningstakten innevarande 10-årsperiod beräknas till 20 (10–30) %. Talltitan är synnerligen trogen sitt cirka 15 hektar stora revir och är beroende av flerskiktade olikåldriga skogar för att kunna föda upp sina ungar. Talltitan försvinner om dess livsmiljö kalavverkas (Eggers &amp; Low (2014); Ekman (1979); Griesser et al (2007); Klein (2020); Siffczyk et al (2003); SLU Artdatabanken (2021).</w:t>
+      </w:r>
     </w:p>
     <w:p>
       <w:r>
@@ -344,6 +380,166 @@
         <w:t>SLU Artdatabanken, Uppsala</w:t>
       </w:r>
     </w:p>
+    <w:p>
+      <w:pPr>
+        <w:pStyle w:val="Heading1"/>
+      </w:pPr>
+      <w:r>
+        <w:t>Spillkråka – ekologi samt krav på livsmiljön</w:t>
+      </w:r>
+    </w:p>
+    <w:p>
+      <w:r>
+        <w:t>Spillkråka (NT) är rödlistad som nära hotad, fridlyst enligt §4 Artskyddsförordningen och ingår i bilaga 1 i EU:s fågeldirektiv. Spillkråka lever i både barr- och blandskog liksom i ren lövskog. De tätaste populationerna tenderar att finnas i äldre, variationsrik blandskog med gott om död ved och gamla träd.</w:t>
+      </w:r>
+    </w:p>
+    <w:p>
+      <w:r>
+        <w:t>Varje par utnyttjar 400–1000 hektar skog beroende på skogens kvalitet. En minskning av populationen pågår på grund av minskad tillgång på lämpliga bo- och födoträd och minskad födotillgång. Spillkråkans minskningstakt har uppgått till 19 (24–10) % under de senaste 15 åren. Minskningstakten för den svenska populationen bedöms vara nära gränsvärdet för Sårbar (VU) (A2bc). Skogsbruk med korta omloppstider och täta, homogena ungskogar utgör det största hotet (Artdatabanken 2023).</w:t>
+      </w:r>
+    </w:p>
+    <w:p>
+      <w:pPr>
+        <w:pStyle w:val="Heading2"/>
+      </w:pPr>
+      <w:r>
+        <w:t>Referenser – spillkråka</w:t>
+      </w:r>
+    </w:p>
+    <w:p>
+      <w:r>
+        <w:t xml:space="preserve">SLU Artdatabanken, 2021. </w:t>
+      </w:r>
+      <w:r>
+        <w:rPr>
+          <w:i/>
+        </w:rPr>
+        <w:t xml:space="preserve">Artfaktablad. Naturvård – artfakta. </w:t>
+      </w:r>
+      <w:r>
+        <w:t>SLU Artdatabanken, Uppsala</w:t>
+      </w:r>
+    </w:p>
+    <w:p>
+      <w:pPr>
+        <w:pStyle w:val="Heading1"/>
+      </w:pPr>
+      <w:r>
+        <w:t>Talltita – ekologi samt krav på livsmiljön</w:t>
+      </w:r>
+    </w:p>
+    <w:p>
+      <w:r>
+        <w:t xml:space="preserve">Talltita är rödlistad som NT, fridlyst och prioriterad art i Skogsvårdslagen. Den omfattas av EU:s fågeldirektiv. Arten har minskat kraftigt de senaste 30 åren och minskningstakten innevarande 10-årsperiod beräknas till 20 (10–30) % (SLU Artdatabanken, 2022). </w:t>
+      </w:r>
+    </w:p>
+    <w:p>
+      <w:r>
+        <w:t>Talltita föredrar större sammanhängande barrskogar, och finns såväl i tallskog som granskog och i lövblandad barrskog. Skogens struktur är viktig och ska helst vara flerskiktad med riklig underväxt av mindre granar, björk och andra lövträd och buskar. Tillgång på murknande högstubbar är särskilt viktig, eftersom talltitan helst själv hackar ut sitt bohål (SLU Artdatabanken, 2022).</w:t>
+      </w:r>
+    </w:p>
+    <w:p>
+      <w:r>
+        <w:t>Det finns flera studier som visar att talltita är känslig för gallring och inte överlever när dess livsmiljö kalavverkas (Eggers and Low, 2014; Griesser et al., 2007; Klein, 2020). Talltitans revir är förhållandevis stora, 10–20 hektar och arten missgynnas när skogen fragmenteras. Kalavverkning av större delar av reviret innebär att det överges (Artdatabanken, 2021).</w:t>
+      </w:r>
+    </w:p>
+    <w:p>
+      <w:r>
+        <w:t>Talltitan är synnerligen trogen sitt revir så länge paret lever och biotopen förblir intakt. Paret stannar i sitt revir året om. En förlust av ett revir har därför en stor inverkan på den lokala populationen och trakthyggesbruket anses vara orsak till den svenska populationens kraftiga minskning. Talltiteparets revirtrohet innebär att närhelst under året man observerar en adult talltita så ingår denna plats i reviret (Siffczyk et al., 2003; Ekman, 1979).</w:t>
+      </w:r>
+    </w:p>
+    <w:p>
+      <w:pPr>
+        <w:pStyle w:val="Heading2"/>
+      </w:pPr>
+      <w:r>
+        <w:t>Referenser – talltita</w:t>
+      </w:r>
+    </w:p>
+    <w:p>
+      <w:r>
+        <w:t xml:space="preserve">Eggers, S., Low, M., 2014. </w:t>
+      </w:r>
+      <w:r>
+        <w:rPr>
+          <w:i/>
+        </w:rPr>
+        <w:t xml:space="preserve">Differential demographic responses of sympatric Parids to vegetation management in boreal forest. </w:t>
+      </w:r>
+      <w:r>
+        <w:t xml:space="preserve">For. Ecol. Manage. 319, 169–175. </w:t>
+      </w:r>
+    </w:p>
+    <w:p>
+      <w:r>
+        <w:t xml:space="preserve">Ekman, J., 1979. </w:t>
+      </w:r>
+      <w:r>
+        <w:rPr>
+          <w:i/>
+        </w:rPr>
+        <w:t xml:space="preserve">Coherence, composition and territories of winter social groups of the Willow Tit Parus montanus and the Crested Tit P. cristatus. </w:t>
+      </w:r>
+      <w:r>
+        <w:t xml:space="preserve">Ornis Scandinavica, 10, pp 56–68 </w:t>
+      </w:r>
+    </w:p>
+    <w:p>
+      <w:r>
+        <w:t xml:space="preserve">Griesser, M., Nystrand, M., Eggers, S., Ekman, J., 2007. </w:t>
+      </w:r>
+      <w:r>
+        <w:rPr>
+          <w:i/>
+        </w:rPr>
+        <w:t xml:space="preserve">Impact of forestry practices on fitness correlates and population productivity in an open-nesting bird species. </w:t>
+      </w:r>
+      <w:r>
+        <w:t xml:space="preserve">Conserv. Biol. 21, 767–774. https://doi.org/10.1111/j.1523- 1739.2007.00675.x </w:t>
+      </w:r>
+    </w:p>
+    <w:p>
+      <w:r>
+        <w:t xml:space="preserve">Klein, J., 2020. </w:t>
+      </w:r>
+      <w:r>
+        <w:rPr>
+          <w:i/>
+        </w:rPr>
+        <w:t xml:space="preserve">The forgotten forest – On thinning, retention, and biodiversity in the boreal forest. </w:t>
+      </w:r>
+      <w:r>
+        <w:t>Doctoral Thesis No. 2020:50</w:t>
+      </w:r>
+    </w:p>
+    <w:p>
+      <w:r>
+        <w:t xml:space="preserve">Siffczyk, C., Brotons, L., Kangas, K., Orell, M., 2003. </w:t>
+      </w:r>
+      <w:r>
+        <w:rPr>
+          <w:i/>
+        </w:rPr>
+        <w:t xml:space="preserve">Home range size of willow tits. </w:t>
+      </w:r>
+      <w:r>
+        <w:t>Oecologica, 136, 635–642 (2003)</w:t>
+      </w:r>
+    </w:p>
+    <w:p>
+      <w:r>
+        <w:t xml:space="preserve">SLU Artdatabanken, 2021. </w:t>
+      </w:r>
+      <w:r>
+        <w:rPr>
+          <w:i/>
+        </w:rPr>
+        <w:t xml:space="preserve">Artfaktablad. Naturvård – artfakta. </w:t>
+      </w:r>
+      <w:r>
+        <w:t>SLU Artdatabanken, Uppsala</w:t>
+      </w:r>
+    </w:p>
     <w:sectPr>
       <w:headerReference w:type="even" r:id="rId8"/>
       <w:headerReference w:type="default" r:id="rId9"/>
@@ -472,7 +668,7 @@
     <w:r>
       <w:tab/>
       <w:tab/>
-      <w:t>2025-04-08</w:t>
+      <w:t>2025-04-09</w:t>
       <w:br/>
       <w:br/>
     </w:r>

--- a/tillsyn/A 16004-2025 tillsynsbegäran.docx
+++ b/tillsyn/A 16004-2025 tillsynsbegäran.docx
@@ -88,6 +88,17 @@
       </w:pPr>
       <w:r>
         <w:t>Figur 1. Fyndplatser för naturvårdsarter i det avverkningsanmälda området (röd linje). Markörer utan svart kant är placerade på fyndplatsen. Markörer med svart kant är placerade vid sidan av fyndplatsen och har ett svart streck som visar fyndplatsens exakta position. Kartans mittpunktskoordinat är N 6399017, E 568258 i SWEREF 99 TM.</w:t>
+      </w:r>
+    </w:p>
+    <w:p>
+      <w:r>
+        <w:rPr>
+          <w:b/>
+        </w:rPr>
+        <w:t xml:space="preserve">Fyrflikig jordstjärna (NT) </w:t>
+      </w:r>
+      <w:r>
+        <w:t>är en nedbrytare i löv- eller barrförna i skogsmark på väl dränerade och mer eller mindre kalkrika jordar. Den är främst funnen i örtrika gamla barrskogar, med eller utan lövträdsinslag, där den växer i nakna eller mosstäckta välutvecklade barrmattor, under gran, tall, en och ibland idegran. Artens växtplatser, och även den närliggande skogsmiljön kring växtplatserna, bör undantas från slutavverkning och genomgripande gallringar (SLU Artdatabanken, 2024).</w:t>
       </w:r>
     </w:p>
     <w:p>
@@ -321,7 +332,7 @@
         <w:t xml:space="preserve">Level and pattern of overstory retention interact to shape long-term responses of understories to timber harvest. </w:t>
       </w:r>
       <w:r>
-        <w:t xml:space="preserve">Ecological Applications, 22, 2049–2064 </w:t>
+        <w:t>Ecological Applications, 22, 2049–2064</w:t>
       </w:r>
     </w:p>
     <w:p>
@@ -430,7 +441,7 @@
     </w:p>
     <w:p>
       <w:r>
-        <w:t xml:space="preserve">Talltita är rödlistad som NT, fridlyst och prioriterad art i Skogsvårdslagen. Den omfattas av EU:s fågeldirektiv. Arten har minskat kraftigt de senaste 30 åren och minskningstakten innevarande 10-årsperiod beräknas till 20 (10–30) % (SLU Artdatabanken, 2022). </w:t>
+        <w:t>Talltita är rödlistad som NT, fridlyst och prioriterad art i Skogsvårdslagen. Den omfattas av EU:s fågeldirektiv. Arten har minskat kraftigt de senaste 30 åren och minskningstakten innevarande 10-årsperiod beräknas till 20 (10–30) % (SLU Artdatabanken, 2022).</w:t>
       </w:r>
     </w:p>
     <w:p>
@@ -467,7 +478,7 @@
         <w:t xml:space="preserve">Differential demographic responses of sympatric Parids to vegetation management in boreal forest. </w:t>
       </w:r>
       <w:r>
-        <w:t xml:space="preserve">For. Ecol. Manage. 319, 169–175. </w:t>
+        <w:t>For. Ecol. Manage. 319, 169–175.</w:t>
       </w:r>
     </w:p>
     <w:p>
@@ -481,7 +492,7 @@
         <w:t xml:space="preserve">Coherence, composition and territories of winter social groups of the Willow Tit Parus montanus and the Crested Tit P. cristatus. </w:t>
       </w:r>
       <w:r>
-        <w:t xml:space="preserve">Ornis Scandinavica, 10, pp 56–68 </w:t>
+        <w:t>Ornis Scandinavica, 10, pp 56–68</w:t>
       </w:r>
     </w:p>
     <w:p>
@@ -495,7 +506,7 @@
         <w:t xml:space="preserve">Impact of forestry practices on fitness correlates and population productivity in an open-nesting bird species. </w:t>
       </w:r>
       <w:r>
-        <w:t xml:space="preserve">Conserv. Biol. 21, 767–774. https://doi.org/10.1111/j.1523- 1739.2007.00675.x </w:t>
+        <w:t>Conserv. Biol. 21, 767–774. https://doi.org/10.1111/j.1523- 1739.2007.00675.x</w:t>
       </w:r>
     </w:p>
     <w:p>
@@ -668,7 +679,7 @@
     <w:r>
       <w:tab/>
       <w:tab/>
-      <w:t>2025-04-09</w:t>
+      <w:t>2025-04-10</w:t>
       <w:br/>
       <w:br/>
     </w:r>

--- a/tillsyn/A 16004-2025 tillsynsbegäran.docx
+++ b/tillsyn/A 16004-2025 tillsynsbegäran.docx
@@ -35,7 +35,7 @@
     </w:p>
     <w:p>
       <w:r>
-        <w:t>I avverkningsanmälan har följande 4 naturvårdsarter hittats: knärot (VU, §8), fyrflikig jordstjärna (NT), spillkråka (NT, §4) och talltita (NT, §4). Av dessa är 4 rödlistade. För rödlistade arter har rödlistekategorin angivits inom parentes. För fridlysta arter anges även paragrafen i Artskyddsförordningen som arten är fridlyst enligt.</w:t>
+        <w:t>I avverkningsanmälan har följande 7 naturvårdsarter hittats: knärot (VU, §8), fyrflikig jordstjärna (NT), spillkråka (NT, §4), talltita (NT, §4), ullticka (NT), grönpyrola (S) och tjäder (§4). Av dessa är 5 rödlistade. För rödlistade arter har rödlistekategorin angivits inom parentes. Arter som är signalarter enligt Skogsstyrelsen har markerats med (S). För fridlysta arter anges även paragrafen i Artskyddsförordningen som arten är fridlyst enligt.</w:t>
       </w:r>
     </w:p>
     <w:p>
@@ -102,6 +102,46 @@
       </w:r>
     </w:p>
     <w:p>
+      <w:r>
+        <w:rPr>
+          <w:b/>
+        </w:rPr>
+        <w:t xml:space="preserve">Grönpyrola </w:t>
+      </w:r>
+      <w:r>
+        <w:t>växer främst på sandig, torr eller frisk mark i äldre barrskog, ofta på isälvsmaterial såsom sand och grus. Den påträffas främst i äldre naturligt uppkomna barrskogar, exempelvis på tallmoar, i åssluttningar, dyner och rasbranter. Arten är känslig för skogsbruksmetoder såsom slutavverkning och markberedning (Nitare &amp; Skogsstyrelsen, 2019).</w:t>
+      </w:r>
+    </w:p>
+    <w:p>
+      <w:r>
+        <w:rPr>
+          <w:b/>
+        </w:rPr>
+        <w:t>Ullticka (NT)</w:t>
+      </w:r>
+      <w:r>
+        <w:t xml:space="preserve"> är knuten till restbestånd av barrnaturskog och förekommer med ett tydligt optimum i orörda eller måttligt påverkade gamla granskogar där det föreligger viss kontinuitet av grov död ved. Ullticka är en bra signalart inom hela sitt utbredningsområde och i södra Sverige är den sällsynt och en god signalart för skyddsvärda granskogsmiljöer. Den hotas av avverkning och fragmentering av naturskog och äldre granskog med lång trädkontinuitet. På ullticka kan ibland ulltickeporing (VU) påträffas - det är en sällsynt ticka som nyligen delats upp i tre olika arter: </w:t>
+      </w:r>
+      <w:r>
+        <w:rPr>
+          <w:i/>
+        </w:rPr>
+        <w:t xml:space="preserve">Skeletocutis brevispora </w:t>
+      </w:r>
+      <w:r>
+        <w:t>(ulltickeporing)</w:t>
+      </w:r>
+      <w:r>
+        <w:rPr>
+          <w:i/>
+        </w:rPr>
+        <w:t>, Skeletocutis delicata och Skeletocutis exilis</w:t>
+      </w:r>
+      <w:r>
+        <w:t>. De två sistnämnda arterna står för närvarande (2020) som ej bedömda i rödlistan (SLU Artdatabanken, 2024; Nitare &amp; Skogsstyrelsen, 2019; Miettinen &amp; Niemelä, 2018).</w:t>
+      </w:r>
+    </w:p>
+    <w:p>
       <w:pPr>
         <w:pStyle w:val="Heading1"/>
       </w:pPr>
@@ -111,7 +151,7 @@
     </w:p>
     <w:p>
       <w:r>
-        <w:t>Följande fridlysta arter har sina livsmiljöer och växtplatser i den avverkningsanmälda skogen: knärot (VU, §8), spillkråka (NT, §4) och talltita (NT, §4).</w:t>
+        <w:t>Följande fridlysta arter har sina livsmiljöer och växtplatser i den avverkningsanmälda skogen: knärot (VU, §8), spillkråka (NT, §4), talltita (NT, §4) och tjäder (§4).</w:t>
       </w:r>
     </w:p>
     <w:p>
@@ -141,7 +181,7 @@
     </w:p>
     <w:p>
       <w:r>
-        <w:t>I det avverkningsanmälda området finns 7 fyndplatser för knärot registrerade på Artportalen. Figur 2 visar gränserna för buffertzoner på 50 m, som behöver lämnas kring fyndplatserna för att knärotslokalerna inte ska försvinna vid en avverkning. Av det avverkningsanmälda området överlappar 1.60 ha med buffertzonerna och får av detta skäl inte avverkas.</w:t>
+        <w:t>I det avverkningsanmälda området finns 46 fyndplatser för knärot registrerade på Artportalen. Figur 2 visar gränserna för buffertzoner på 50 m, som behöver lämnas kring fyndplatserna för att knärotslokalerna inte ska försvinna vid en avverkning. Av det avverkningsanmälda området överlappar 4.01 ha med buffertzonerna och får av detta skäl inte avverkas.</w:t>
       </w:r>
     </w:p>
     <w:p>
@@ -551,6 +591,46 @@
         <w:t>SLU Artdatabanken, Uppsala</w:t>
       </w:r>
     </w:p>
+    <w:p>
+      <w:pPr>
+        <w:pStyle w:val="Heading1"/>
+      </w:pPr>
+      <w:r>
+        <w:t>Tjäder – ekologi samt krav på livsmiljön</w:t>
+      </w:r>
+    </w:p>
+    <w:p>
+      <w:r>
+        <w:t>Tjäder (§4) är en utpräglad skogsfågel knuten till större sammanhängande barrskogsområden. Tupparna och hönorna utnyttjar till viss del olika miljöer, och habitatvalet varierar dessutom mellan olika delar av året. För att det ska finnas livskraftiga tjäderbestånd krävs funktionella skogslandskap med en blandning av uppvuxen, gles och luckig skog, täta sumpskogar, myrar och andra små våtmarker (Skogsstyrelsen, 2019).</w:t>
+      </w:r>
+    </w:p>
+    <w:p>
+      <w:r>
+        <w:t>Arten försvinner när skogen fragmenteras och den sammanlagda arealen hyggen och andra öppna områden blir för stor. Ett småskaligt och försiktigt virkesuttag genom hyggesfria metoder kan i vissa fall vara möjligt i området inom 200 m från lekcentrum. Längre ut från lekcentrum, inom 200–500 m bör den avverkade ytan inte överskrida 1 hektar för att undvika alltför stora och snabba förändringar (Skogsstyrelsen, 2019).</w:t>
+      </w:r>
+    </w:p>
+    <w:p>
+      <w:pPr>
+        <w:pStyle w:val="Heading2"/>
+      </w:pPr>
+      <w:r>
+        <w:t>Referenser – tjäder</w:t>
+      </w:r>
+    </w:p>
+    <w:p>
+      <w:r>
+        <w:t xml:space="preserve">Skogsstyrelsen, 2019. </w:t>
+      </w:r>
+      <w:r>
+        <w:rPr>
+          <w:i/>
+        </w:rPr>
+        <w:t xml:space="preserve">Vägledning för hänsyn till fåglar – tjäder. </w:t>
+      </w:r>
+      <w:r>
+        <w:t>https://www.skogsstyrelsen.se/globalassets/lag-och-tillsyn/artskydd/vagledningar-for-hansyn-till-faglar/tjader-vagledning-hansyn2.pdf</w:t>
+      </w:r>
+    </w:p>
     <w:sectPr>
       <w:headerReference w:type="even" r:id="rId8"/>
       <w:headerReference w:type="default" r:id="rId9"/>
@@ -679,7 +759,7 @@
     <w:r>
       <w:tab/>
       <w:tab/>
-      <w:t>2025-04-10</w:t>
+      <w:t>2025-04-11</w:t>
       <w:br/>
       <w:br/>
     </w:r>

--- a/tillsyn/A 16004-2025 tillsynsbegäran.docx
+++ b/tillsyn/A 16004-2025 tillsynsbegäran.docx
@@ -35,7 +35,7 @@
     </w:p>
     <w:p>
       <w:r>
-        <w:t>I avverkningsanmälan har följande 7 naturvårdsarter hittats: knärot (VU, §8), fyrflikig jordstjärna (NT), spillkråka (NT, §4), talltita (NT, §4), ullticka (NT), grönpyrola (S) och tjäder (§4). Av dessa är 5 rödlistade. För rödlistade arter har rödlistekategorin angivits inom parentes. Arter som är signalarter enligt Skogsstyrelsen har markerats med (S). För fridlysta arter anges även paragrafen i Artskyddsförordningen som arten är fridlyst enligt.</w:t>
+        <w:t>I avverkningsanmälan har följande 9 naturvårdsarter hittats: knärot (VU, §8), fyrflikig jordstjärna (NT), spillkråka (NT, §4), talltita (NT, §4), ullticka (NT), grönpyrola (S), kungsfågel (§4), tjäder (§4) och revlummer (§9). Av dessa är 5 rödlistade. För rödlistade arter har rödlistekategorin angivits inom parentes. Arter som är signalarter enligt Skogsstyrelsen har markerats med (S). För fridlysta arter anges även paragrafen i Artskyddsförordningen som arten är fridlyst enligt.</w:t>
       </w:r>
     </w:p>
     <w:p>
@@ -151,7 +151,7 @@
     </w:p>
     <w:p>
       <w:r>
-        <w:t>Följande fridlysta arter har sina livsmiljöer och växtplatser i den avverkningsanmälda skogen: knärot (VU, §8), spillkråka (NT, §4), talltita (NT, §4) och tjäder (§4).</w:t>
+        <w:t>Följande fridlysta arter har sina livsmiljöer och växtplatser i den avverkningsanmälda skogen: knärot (VU, §8), spillkråka (NT, §4), talltita (NT, §4), kungsfågel (§4), tjäder (§4) och revlummer (§9).</w:t>
       </w:r>
     </w:p>
     <w:p>
@@ -759,7 +759,7 @@
     <w:r>
       <w:tab/>
       <w:tab/>
-      <w:t>2025-04-11</w:t>
+      <w:t>2025-04-12</w:t>
       <w:br/>
       <w:br/>
     </w:r>

--- a/tillsyn/A 16004-2025 tillsynsbegäran.docx
+++ b/tillsyn/A 16004-2025 tillsynsbegäran.docx
@@ -181,7 +181,7 @@
     </w:p>
     <w:p>
       <w:r>
-        <w:t>I det avverkningsanmälda området finns 46 fyndplatser för knärot registrerade på Artportalen. Figur 2 visar gränserna för buffertzoner på 50 m, som behöver lämnas kring fyndplatserna för att knärotslokalerna inte ska försvinna vid en avverkning. Av det avverkningsanmälda området överlappar 4.01 ha med buffertzonerna och får av detta skäl inte avverkas.</w:t>
+        <w:t>I det avverkningsanmälda området finns 47 fyndplatser för knärot registrerade på Artportalen. Figur 2 visar gränserna för buffertzoner på 50 m, som behöver lämnas kring fyndplatserna för att knärotslokalerna inte ska försvinna vid en avverkning. Av det avverkningsanmälda området överlappar 4.01 ha med buffertzonerna och får av detta skäl inte avverkas.</w:t>
       </w:r>
     </w:p>
     <w:p>
@@ -759,7 +759,7 @@
     <w:r>
       <w:tab/>
       <w:tab/>
-      <w:t>2025-04-12</w:t>
+      <w:t>2025-04-13</w:t>
       <w:br/>
       <w:br/>
     </w:r>

--- a/tillsyn/A 16004-2025 tillsynsbegäran.docx
+++ b/tillsyn/A 16004-2025 tillsynsbegäran.docx
@@ -759,7 +759,7 @@
     <w:r>
       <w:tab/>
       <w:tab/>
-      <w:t>2025-04-13</w:t>
+      <w:t>2025-04-14</w:t>
       <w:br/>
       <w:br/>
     </w:r>

--- a/tillsyn/A 16004-2025 tillsynsbegäran.docx
+++ b/tillsyn/A 16004-2025 tillsynsbegäran.docx
@@ -759,7 +759,7 @@
     <w:r>
       <w:tab/>
       <w:tab/>
-      <w:t>2025-04-14</w:t>
+      <w:t>2025-04-15</w:t>
       <w:br/>
       <w:br/>
     </w:r>

--- a/tillsyn/A 16004-2025 tillsynsbegäran.docx
+++ b/tillsyn/A 16004-2025 tillsynsbegäran.docx
@@ -759,7 +759,7 @@
     <w:r>
       <w:tab/>
       <w:tab/>
-      <w:t>2025-04-15</w:t>
+      <w:t>2025-04-16</w:t>
       <w:br/>
       <w:br/>
     </w:r>

--- a/tillsyn/A 16004-2025 tillsynsbegäran.docx
+++ b/tillsyn/A 16004-2025 tillsynsbegäran.docx
@@ -759,7 +759,7 @@
     <w:r>
       <w:tab/>
       <w:tab/>
-      <w:t>2025-04-16</w:t>
+      <w:t>2025-04-17</w:t>
       <w:br/>
       <w:br/>
     </w:r>
